--- a/row/ch/email.docx
+++ b/row/ch/email.docx
@@ -435,6 +435,7 @@
                       <w:bCs/>
                       <w:lang w:val="de-DE"/>
                     </w:rPr>
+                    <w:lastRenderedPageBreak/>
                     <w:t>Haben Sie noch Fragen zur Versicherung?</w:t>
                   </w:r>
                 </w:p>
